--- a/report/Group18_report.docx
+++ b/report/Group18_report.docx
@@ -298,7 +298,7 @@
             <w:u w:val="single"/>
             <w:rtl w:val="0"/>
           </w:rPr>
-          <w:t xml:space="preserve"> https://youtu.be/CSpG5dTFAP4</w:t>
+          <w:t xml:space="preserve"> https://docs.google.com/spreadsheets/d/1ehhkG6LZAxyykAa0Yja0phPsCzfBddlc3NstiYy4bKg/edit?gid=0#gid=0</w:t>
         </w:r>
       </w:hyperlink>
       <w:r>
